--- a/knowledge_source/Windchill GPDM & Windchill NA/Windchill NA/Moving files in server using WinSCP.docx
+++ b/knowledge_source/Windchill GPDM & Windchill NA/Windchill NA/Moving files in server using WinSCP.docx
@@ -3136,7 +3136,7 @@
 </file>
 
 <file path=customXml/itemProps1.xml><?xml version="1.0" encoding="utf-8"?>
-<ds:datastoreItem xmlns:ds="http://schemas.openxmlformats.org/officeDocument/2006/customXml" ds:itemID="{E74589D6-336C-4267-BF17-C6F4DC039B92}"/>
+<ds:datastoreItem xmlns:ds="http://schemas.openxmlformats.org/officeDocument/2006/customXml" ds:itemID="{E4CAF7CF-6CA4-41F4-BC6D-850CBC4169EC}"/>
 </file>
 
 <file path=customXml/itemProps2.xml><?xml version="1.0" encoding="utf-8"?>
